--- a/BÀI KIỂM TRA.docx
+++ b/BÀI KIỂM TRA.docx
@@ -660,7 +660,20 @@
           <w:szCs w:val="24"/>
         </w:rPr>
         <w:lastRenderedPageBreak/>
-        <w:t>"Là nhân viên, tôi muốn có đầy đủ tính năng quản lý bữa trưa gồm đặt suất, hủy suất, đổi món, xem lịch sử, xem công nợ tháng, xuất báo cáo và đánh giá món ăn, để tôi chủ động với bữa trưa của mình."</w:t>
+        <w:t xml:space="preserve">"Là nhân viên, tôi muốn có đầy đủ tính năng quản lý bữa trưa gồm đặt </w:t>
+      </w:r>
+      <w:bookmarkStart w:id="0" w:name="_GoBack"/>
+      <w:bookmarkEnd w:id="0"/>
+      <w:r>
+        <w:rPr>
+          <w:rFonts w:ascii="Times New Roman" w:eastAsia="Times New Roman" w:hAnsi="Times New Roman" w:cs="Times New Roman"/>
+          <w:i/>
+          <w:iCs/>
+          <w:color w:val="000000"/>
+          <w:sz w:val="24"/>
+          <w:szCs w:val="24"/>
+        </w:rPr>
+        <w:t>suất, hủy suất, đổi món, xem lịch sử, xem công nợ tháng, xuất báo cáo và đánh giá món ăn, để tôi chủ động với bữa trưa của mình."</w:t>
       </w:r>
     </w:p>
     <w:p>
@@ -693,7 +706,31 @@
           <w:sz w:val="24"/>
           <w:szCs w:val="24"/>
         </w:rPr>
-        <w:t>Vi phạm tiêu chí V(valuable), là nhân viên không phải là bộ phận nhà bếp nên không được quản lý bữa trưa , xuất báo cáo . Viết lại :”Là nhân viên , tôi muốn được đặt suất , huỷ suất , đổi món , xem lịch sử , xem công nợ tháng và đánh giá món ăn , để tôi chủ động với bữa trưa của mình”</w:t>
+        <w:t>Vi phạm tiêu chí S(Small</w:t>
+      </w:r>
+      <w:r>
+        <w:rPr>
+          <w:rFonts w:ascii="Times New Roman" w:eastAsia="Times New Roman" w:hAnsi="Times New Roman" w:cs="Times New Roman"/>
+          <w:sz w:val="24"/>
+          <w:szCs w:val="24"/>
+        </w:rPr>
+        <w:t>),</w:t>
+      </w:r>
+      <w:r>
+        <w:rPr>
+          <w:rFonts w:ascii="Times New Roman" w:eastAsia="Times New Roman" w:hAnsi="Times New Roman" w:cs="Times New Roman"/>
+          <w:sz w:val="24"/>
+          <w:szCs w:val="24"/>
+        </w:rPr>
+        <w:t>đây là 1 Epic chứ không còn là một featutre nữa rồi</w:t>
+      </w:r>
+      <w:r>
+        <w:rPr>
+          <w:rFonts w:ascii="Times New Roman" w:eastAsia="Times New Roman" w:hAnsi="Times New Roman" w:cs="Times New Roman"/>
+          <w:sz w:val="24"/>
+          <w:szCs w:val="24"/>
+        </w:rPr>
+        <w:t>. Viết lại :”Là nhân viên , tôi muốn được đặt suất , huỷ suất , đổi món , xem lịch sử , xem công nợ tháng và đánh giá món ăn , để tôi chủ động với bữa trưa của mình”</w:t>
       </w:r>
     </w:p>
     <w:p>
@@ -3833,8 +3870,6 @@
             </w:r>
           </w:p>
         </w:tc>
-        <w:bookmarkStart w:id="0" w:name="_GoBack"/>
-        <w:bookmarkEnd w:id="0"/>
       </w:tr>
     </w:tbl>
     <w:p/>
